--- a/public/docs/joaquin-haro-filippon-salesforce-cv-2026.docx
+++ b/public/docs/joaquin-haro-filippon-salesforce-cv-2026.docx
@@ -231,7 +231,7 @@
         <w:spacing w:after="40"/>
       </w:pPr>
       <w:r>
-        <w:t xml:space="preserve">Authored the end-to-end Marketing Cloud Next implementation procedure used by the delivery team: 167 pages in Spanish, 13 sequential chapters and 3 annexes, contrasted against official Salesforce documentation.</w:t>
+        <w:t xml:space="preserve">Authored the end-to-end Marketing Cloud Next implementation procedure used by the delivery team: 167 pages, 13 sequential chapters and 3 annexes, contrasted against official Salesforce documentation.</w:t>
       </w:r>
     </w:p>
     <w:p>

--- a/public/docs/joaquin-haro-filippon-salesforce-cv-2026.docx
+++ b/public/docs/joaquin-haro-filippon-salesforce-cv-2026.docx
@@ -222,7 +222,7 @@
           <w:color w:val="6E6E6E"/>
           <w:sz w:val="19"/>
         </w:rPr>
-        <w:t xml:space="preserve">June 2026, August 2026</w:t>
+        <w:t xml:space="preserve">June 2026 - August 2026</w:t>
       </w:r>
     </w:p>
     <w:p>
@@ -291,7 +291,7 @@
           <w:color w:val="6E6E6E"/>
           <w:sz w:val="19"/>
         </w:rPr>
-        <w:t>November 2025, May 2026</w:t>
+        <w:t>November 2025 - May 2026</w:t>
       </w:r>
     </w:p>
     <w:p>
@@ -360,7 +360,7 @@
           <w:color w:val="6E6E6E"/>
           <w:sz w:val="19"/>
         </w:rPr>
-        <w:t>November 2024, April 2025</w:t>
+        <w:t>November 2024 - April 2025</w:t>
       </w:r>
     </w:p>
     <w:p>
@@ -411,7 +411,7 @@
           <w:color w:val="6E6E6E"/>
           <w:sz w:val="19"/>
         </w:rPr>
-        <w:t>2016, present</w:t>
+        <w:t>2016 - present</w:t>
       </w:r>
     </w:p>
     <w:p>
@@ -444,7 +444,7 @@
           <w:color w:val="6E6E6E"/>
           <w:sz w:val="19"/>
         </w:rPr>
-        <w:t>June 2017, August 2021</w:t>
+        <w:t>June 2017 - August 2021</w:t>
       </w:r>
     </w:p>
     <w:p>
@@ -493,7 +493,7 @@
           <w:color w:val="6E6E6E"/>
           <w:sz w:val="19"/>
         </w:rPr>
-        <w:t>April, May 2023</w:t>
+        <w:t>April - May 2023</w:t>
       </w:r>
     </w:p>
     <w:p>
@@ -560,7 +560,7 @@
         <w:spacing w:after="40"/>
       </w:pPr>
       <w:r>
-        <w:t>Salesforce Developer Bootcamp, 800+ hours, Plataforma 5 - CloudGaia (February, May 2023).</w:t>
+        <w:t>Salesforce Developer Bootcamp, 800+ hours, Plataforma 5 - CloudGaia (February - May 2023).</w:t>
       </w:r>
     </w:p>
     <w:p>
@@ -569,7 +569,7 @@
         <w:spacing w:after="40"/>
       </w:pPr>
       <w:r>
-        <w:t>Introductory Salesforce Course, Plataforma 5 - CloudGaia (November 2022, January 2023, 54 hours).</w:t>
+        <w:t>Introductory Salesforce Course, Plataforma 5 - CloudGaia (November 2022 - January 2023, 54 hours).</w:t>
       </w:r>
     </w:p>
     <w:p>

--- a/public/docs/joaquin-haro-filippon-salesforce-cv-2026.docx
+++ b/public/docs/joaquin-haro-filippon-salesforce-cv-2026.docx
@@ -369,6 +369,15 @@
         <w:spacing w:after="40"/>
       </w:pPr>
       <w:r>
+        <w:t>Worked for a Salesforce architect and partner operating in the U.S., with teams in India and Latin America.</w:t>
+      </w:r>
+    </w:p>
+    <w:p>
+      <w:pPr>
+        <w:pStyle w:val="ListBullet"/>
+        <w:spacing w:after="40"/>
+      </w:pPr>
+      <w:r>
         <w:t>Built and maintained custom data architecture across a client Salesforce org.</w:t>
       </w:r>
     </w:p>
@@ -603,12 +612,12 @@
         <w:spacing w:after="40"/>
       </w:pPr>
       <w:r>
-        <w:t>English: B2, Upper Intermediate.</w:t>
+        <w:t>English: C1 Advanced. EF SET 90/100 (2026).</w:t>
       </w:r>
     </w:p>
     <w:sectPr>
       <w:pgSz w:w="12240" w:h="15840"/>
-      <w:pgMar w:top="850" w:right="1020" w:bottom="850" w:left="1020" w:header="720" w:footer="720" w:gutter="0"/>
+      <w:pgMar w:top="720" w:right="1020" w:bottom="720" w:left="1020" w:header="720" w:footer="720" w:gutter="0"/>
       <w:cols w:space="720"/>
       <w:docGrid w:linePitch="360"/>
     </w:sectPr>

--- a/public/docs/joaquin-haro-filippon-salesforce-cv-2026.docx
+++ b/public/docs/joaquin-haro-filippon-salesforce-cv-2026.docx
@@ -1,6 +1,6 @@
 
 <file path=word/document.xml><?xml version="1.0" encoding="utf-8"?>
-<w:document xmlns:ns1="http://schemas.openxmlformats.org/markup-compatibility/2006" xmlns:w="http://schemas.openxmlformats.org/wordprocessingml/2006/main" ns1:Ignorable="w14 wp14">
+<w:document xmlns:ns1="http://schemas.openxmlformats.org/markup-compatibility/2006" xmlns:w14="http://schemas.microsoft.com/office/word/2010/wordml" xmlns:wp14="http://schemas.microsoft.com/office/word/2010/wordprocessingDrawing" xmlns:w="http://schemas.openxmlformats.org/wordprocessingml/2006/main" ns1:Ignorable="w14 wp14">
   <w:body>
     <w:p>
       <w:r>
@@ -33,18 +33,18 @@
     </w:p>
     <w:p>
       <w:pPr>
-        <w:spacing w:before="120"/>
         <w:pBdr>
           <w:bottom w:val="single" w:sz="12" w:space="4" w:color="1F4A6E"/>
         </w:pBdr>
+        <w:spacing w:before="120"/>
       </w:pPr>
     </w:p>
     <w:p>
       <w:pPr>
-        <w:spacing w:before="280" w:after="80"/>
         <w:pBdr>
           <w:bottom w:val="single" w:sz="8" w:space="4" w:color="1F4A6E"/>
         </w:pBdr>
+        <w:spacing w:before="280" w:after="80"/>
       </w:pPr>
       <w:r>
         <w:rPr>
@@ -65,10 +65,10 @@
     </w:p>
     <w:p>
       <w:pPr>
-        <w:spacing w:before="280" w:after="80"/>
         <w:pBdr>
           <w:bottom w:val="single" w:sz="8" w:space="4" w:color="1F4A6E"/>
         </w:pBdr>
+        <w:spacing w:before="280" w:after="80"/>
       </w:pPr>
       <w:r>
         <w:rPr>
@@ -108,10 +108,10 @@
     </w:p>
     <w:p>
       <w:pPr>
-        <w:spacing w:before="280" w:after="80"/>
         <w:pBdr>
           <w:bottom w:val="single" w:sz="8" w:space="4" w:color="1F4A6E"/>
         </w:pBdr>
+        <w:spacing w:before="280" w:after="80"/>
       </w:pPr>
       <w:r>
         <w:rPr>
@@ -187,10 +187,10 @@
     </w:p>
     <w:p>
       <w:pPr>
-        <w:spacing w:before="280" w:after="80"/>
         <w:pBdr>
           <w:bottom w:val="single" w:sz="8" w:space="4" w:color="1F4A6E"/>
         </w:pBdr>
+        <w:spacing w:before="280" w:after="80"/>
       </w:pPr>
       <w:r>
         <w:rPr>
@@ -467,10 +467,28 @@
     </w:p>
     <w:p>
       <w:pPr>
-        <w:spacing w:before="280" w:after="80"/>
+        <w:pStyle w:val="ListBullet"/>
+        <w:spacing w:after="40"/>
+      </w:pPr>
+      <w:r>
+        <w:t>Managed my own projects from quote to delivery: IT installations for local businesses and custom PC builds.</w:t>
+      </w:r>
+    </w:p>
+    <w:p>
+      <w:pPr>
+        <w:pStyle w:val="ListBullet"/>
+        <w:spacing w:after="40"/>
+      </w:pPr>
+      <w:r>
+        <w:t>Set priorities and deadlines for the shop's repair work.</w:t>
+      </w:r>
+    </w:p>
+    <w:p>
+      <w:pPr>
         <w:pBdr>
           <w:bottom w:val="single" w:sz="8" w:space="4" w:color="1F4A6E"/>
         </w:pBdr>
+        <w:spacing w:before="280" w:after="80"/>
       </w:pPr>
       <w:r>
         <w:rPr>
@@ -549,10 +567,10 @@
     </w:p>
     <w:p>
       <w:pPr>
-        <w:spacing w:before="280" w:after="80"/>
         <w:pBdr>
           <w:bottom w:val="single" w:sz="8" w:space="4" w:color="1F4A6E"/>
         </w:pBdr>
+        <w:spacing w:before="280" w:after="80"/>
       </w:pPr>
       <w:r>
         <w:rPr>
@@ -561,6 +579,15 @@
           <w:sz w:val="24"/>
         </w:rPr>
         <w:t>EDUCATION</w:t>
+      </w:r>
+    </w:p>
+    <w:p>
+      <w:pPr>
+        <w:pStyle w:val="ListBullet"/>
+        <w:spacing w:after="40"/>
+      </w:pPr>
+      <w:r>
+        <w:t>Pareto Talent Bootcamp: AI, systems and operations for U.S. founders (September - October 2026, in progress).</w:t>
       </w:r>
     </w:p>
     <w:p>
@@ -583,10 +610,10 @@
     </w:p>
     <w:p>
       <w:pPr>
-        <w:spacing w:before="280" w:after="80"/>
         <w:pBdr>
           <w:bottom w:val="single" w:sz="8" w:space="4" w:color="1F4A6E"/>
         </w:pBdr>
+        <w:spacing w:before="280" w:after="80"/>
       </w:pPr>
       <w:r>
         <w:rPr>
@@ -841,7 +868,7 @@
     </w:rPrDefault>
     <w:pPrDefault>
       <w:pPr>
-        <w:spacing w:after="200" w:line="276" w:lineRule="auto"/>
+        <w:spacing w:after="200" w:line="264" w:lineRule="auto"/>
       </w:pPr>
     </w:pPrDefault>
   </w:docDefaults>
